--- a/dock_tempaltes/monthly_interest_notice.docx
+++ b/dock_tempaltes/monthly_interest_notice.docx
@@ -18,7 +18,7 @@
           <w:szCs w:val="20"/>
           <w:rtl w:val="0"/>
         </w:rPr>
-        <w:t xml:space="preserve">作成⽇ {{ created_date }}</w:t>
+        <w:t xml:space="preserve">作成⽇ {{ date_mkzv5nsh }}</w:t>
       </w:r>
     </w:p>
     <w:p>
@@ -85,7 +85,7 @@
         <w:rPr>
           <w:rtl w:val="0"/>
         </w:rPr>
-        <w:t xml:space="preserve">{{ recipient_name }} 様</w:t>
+        <w:t xml:space="preserve">{{ board_relation_mkzvceme }} 様</w:t>
       </w:r>
     </w:p>
     <w:p>
@@ -156,16 +156,20 @@
           <w:szCs w:val="18"/>
           <w:rtl w:val="0"/>
         </w:rPr>
-        <w:t xml:space="preserve">【本社】 〒</w:t>
+        <w:t xml:space="preserve">【本社】 </w:t>
       </w:r>
       <w:r>
         <w:rPr>
-          <w:rFonts w:ascii="Arial" w:cs="Arial" w:eastAsia="Arial" w:hAnsi="Arial"/>
           <w:sz w:val="18"/>
           <w:szCs w:val="18"/>
           <w:rtl w:val="0"/>
         </w:rPr>
-        <w:t xml:space="preserve">{{ issuer_zip }}</w:t>
+        <w:t xml:space="preserve">〒840-0815</w:t>
+      </w:r>
+      <w:r>
+        <w:rPr>
+          <w:rtl w:val="0"/>
+        </w:rPr>
       </w:r>
     </w:p>
     <w:p>
@@ -775,23 +779,11 @@
             </w:pPr>
             <w:r>
               <w:rPr>
-                <w:i w:val="0"/>
-                <w:iCs w:val="0"/>
-                <w:smallCaps w:val="0"/>
-                <w:strike w:val="0"/>
-                <w:sz w:val="18"/>
-                <w:szCs w:val="18"/>
-                <w:u w:val="none"/>
-                <w:shd w:fill="auto" w:val="clear"/>
-                <w:vertAlign w:val="baseline"/>
-                <w:rtl w:val="0"/>
-              </w:rPr>
-              <w:t xml:space="preserve">{{ principal_date}}</w:t>
-            </w:r>
-            <w:r>
-              <w:rPr>
-                <w:rtl w:val="0"/>
-              </w:rPr>
+                <w:sz w:val="18"/>
+                <w:szCs w:val="18"/>
+                <w:rtl w:val="0"/>
+              </w:rPr>
+              <w:t xml:space="preserve">2027年4月27日</w:t>
             </w:r>
           </w:p>
         </w:tc>
@@ -832,27 +824,7 @@
                 <w:szCs w:val="18"/>
                 <w:rtl w:val="0"/>
               </w:rPr>
-              <w:t xml:space="preserve"> </w:t>
-            </w:r>
-            <w:r>
-              <w:rPr>
-                <w:i w:val="0"/>
-                <w:iCs w:val="0"/>
-                <w:smallCaps w:val="0"/>
-                <w:strike w:val="0"/>
-                <w:sz w:val="18"/>
-                <w:szCs w:val="18"/>
-                <w:u w:val="none"/>
-                <w:shd w:fill="auto" w:val="clear"/>
-                <w:vertAlign w:val="baseline"/>
-                <w:rtl w:val="0"/>
-              </w:rPr>
-              <w:t xml:space="preserve">{{ principal_description }}</w:t>
-            </w:r>
-            <w:r>
-              <w:rPr>
-                <w:rtl w:val="0"/>
-              </w:rPr>
+              <w:t xml:space="preserve">2026年4月24日付発行第412回債普通社債利率に基づく元金</w:t>
             </w:r>
           </w:p>
         </w:tc>
@@ -902,7 +874,32 @@
                 <w:vertAlign w:val="baseline"/>
                 <w:rtl w:val="0"/>
               </w:rPr>
-              <w:t xml:space="preserve">¥ {{principal_amount }}</w:t>
+              <w:t xml:space="preserve">¥ {{ </w:t>
+            </w:r>
+            <w:r>
+              <w:rPr>
+                <w:rFonts w:ascii="Arial" w:cs="Arial" w:eastAsia="Arial" w:hAnsi="Arial"/>
+                <w:sz w:val="18"/>
+                <w:szCs w:val="18"/>
+                <w:rtl w:val="0"/>
+              </w:rPr>
+              <w:t xml:space="preserve">numeric_mkzr5kqz</w:t>
+            </w:r>
+            <w:r>
+              <w:rPr>
+                <w:rFonts w:ascii="Arial" w:cs="Arial" w:eastAsia="Arial" w:hAnsi="Arial"/>
+                <w:i w:val="0"/>
+                <w:iCs w:val="0"/>
+                <w:smallCaps w:val="0"/>
+                <w:strike w:val="0"/>
+                <w:sz w:val="18"/>
+                <w:szCs w:val="18"/>
+                <w:u w:val="none"/>
+                <w:shd w:fill="auto" w:val="clear"/>
+                <w:vertAlign w:val="baseline"/>
+                <w:rtl w:val="0"/>
+              </w:rPr>
+              <w:t xml:space="preserve"> }}</w:t>
             </w:r>
             <w:r>
               <w:rPr>
@@ -929,20 +926,8 @@
           </w:tcPr>
           <w:p>
             <w:pPr>
-              <w:keepNext w:val="0"/>
-              <w:keepLines w:val="0"/>
-              <w:pageBreakBefore w:val="0"/>
-              <w:widowControl w:val="0"/>
-              <w:pBdr>
-                <w:top w:space="0" w:sz="0" w:val="nil"/>
-                <w:left w:space="0" w:sz="0" w:val="nil"/>
-                <w:bottom w:space="0" w:sz="0" w:val="nil"/>
-                <w:right w:space="0" w:sz="0" w:val="nil"/>
-                <w:between w:space="0" w:sz="0" w:val="nil"/>
-              </w:pBdr>
-              <w:shd w:fill="auto" w:val="clear"/>
-              <w:spacing w:after="0" w:before="47" w:line="278.00000000000006" w:lineRule="auto"/>
-              <w:ind w:left="0" w:right="18" w:firstLine="0"/>
+              <w:spacing w:before="47" w:line="278.00000000000006" w:lineRule="auto"/>
+              <w:ind w:right="18"/>
               <w:jc w:val="right"/>
               <w:rPr>
                 <w:sz w:val="18"/>
@@ -951,18 +936,11 @@
             </w:pPr>
             <w:r>
               <w:rPr>
-                <w:i w:val="0"/>
-                <w:iCs w:val="0"/>
-                <w:smallCaps w:val="0"/>
-                <w:strike w:val="0"/>
-                <w:sz w:val="18"/>
-                <w:szCs w:val="18"/>
-                <w:u w:val="none"/>
-                <w:shd w:fill="auto" w:val="clear"/>
-                <w:vertAlign w:val="baseline"/>
-                <w:rtl w:val="0"/>
-              </w:rPr>
-              <w:t xml:space="preserve">{{interest_date }}</w:t>
+                <w:sz w:val="18"/>
+                <w:szCs w:val="18"/>
+                <w:rtl w:val="0"/>
+              </w:rPr>
+              <w:t xml:space="preserve">2027年4月27日</w:t>
             </w:r>
             <w:r>
               <w:rPr>
@@ -1008,27 +986,7 @@
                 <w:szCs w:val="18"/>
                 <w:rtl w:val="0"/>
               </w:rPr>
-              <w:t xml:space="preserve"> </w:t>
-            </w:r>
-            <w:r>
-              <w:rPr>
-                <w:i w:val="0"/>
-                <w:iCs w:val="0"/>
-                <w:smallCaps w:val="0"/>
-                <w:strike w:val="0"/>
-                <w:sz w:val="18"/>
-                <w:szCs w:val="18"/>
-                <w:u w:val="none"/>
-                <w:shd w:fill="auto" w:val="clear"/>
-                <w:vertAlign w:val="baseline"/>
-                <w:rtl w:val="0"/>
-              </w:rPr>
-              <w:t xml:space="preserve">{{interest_description }}</w:t>
-            </w:r>
-            <w:r>
-              <w:rPr>
-                <w:rtl w:val="0"/>
-              </w:rPr>
+              <w:t xml:space="preserve">2026年4月24日付発行第412回債普通社債利率に基づく元金</w:t>
             </w:r>
           </w:p>
         </w:tc>
@@ -1094,18 +1052,18 @@
                 <w:szCs w:val="18"/>
                 <w:rtl w:val="0"/>
               </w:rPr>
-              <w:t xml:space="preserve">{{</w:t>
-            </w:r>
-            <w:r>
-              <w:rPr>
-                <w:rFonts w:ascii="MS Mincho" w:cs="MS Mincho" w:eastAsia="MS Mincho" w:hAnsi="MS Mincho"/>
+              <w:t xml:space="preserve">{{ </w:t>
+            </w:r>
+            <w:r>
+              <w:rPr>
+                <w:rFonts w:ascii="Arial" w:cs="Arial" w:eastAsia="Arial" w:hAnsi="Arial"/>
                 <w:color w:val="111111"/>
                 <w:sz w:val="18"/>
                 <w:szCs w:val="18"/>
                 <w:highlight w:val="white"/>
                 <w:rtl w:val="0"/>
               </w:rPr>
-              <w:t xml:space="preserve">interest_amount }}</w:t>
+              <w:t xml:space="preserve">formula_mkzv3v48 }}</w:t>
             </w:r>
             <w:r>
               <w:rPr>
@@ -1526,7 +1484,7 @@
                 <w:szCs w:val="18"/>
                 <w:rtl w:val="0"/>
               </w:rPr>
-              <w:t xml:space="preserve">{{principal_amount }}</w:t>
+              <w:t xml:space="preserve">{{ numeric_mkzr5kqz }}</w:t>
             </w:r>
             <w:r>
               <w:rPr>
@@ -2033,7 +1991,7 @@
                 <w:highlight w:val="white"/>
                 <w:rtl w:val="0"/>
               </w:rPr>
-              <w:t xml:space="preserve">{{ total_amount }}</w:t>
+              <w:t xml:space="preserve">{{ formula_mm2qsszz }}</w:t>
             </w:r>
             <w:r>
               <w:rPr>
@@ -2247,7 +2205,7 @@
                 <w:highlight w:val="white"/>
                 <w:rtl w:val="0"/>
               </w:rPr>
-              <w:t xml:space="preserve">{{ income_tax }}</w:t>
+              <w:t xml:space="preserve">{{ formula_mkzv3se3 }}</w:t>
             </w:r>
             <w:r>
               <w:rPr>
@@ -2461,7 +2419,7 @@
                 <w:highlight w:val="white"/>
                 <w:rtl w:val="0"/>
               </w:rPr>
-              <w:t xml:space="preserve">{{ resident_tax }}</w:t>
+              <w:t xml:space="preserve">{{ formula_mkzvd0j7 }}</w:t>
             </w:r>
             <w:r>
               <w:rPr>
@@ -2644,7 +2602,7 @@
                 <w:highlight w:val="white"/>
                 <w:rtl w:val="0"/>
               </w:rPr>
-              <w:t xml:space="preserve">{{ net_payment_amount }}</w:t>
+              <w:t xml:space="preserve">{{ formula_mkzvx61p }}</w:t>
             </w:r>
             <w:r>
               <w:rPr>
@@ -2824,7 +2782,7 @@
                 <w:vertAlign w:val="baseline"/>
                 <w:rtl w:val="0"/>
               </w:rPr>
-              <w:t xml:space="preserve"> {{</w:t>
+              <w:t xml:space="preserve"> {{ </w:t>
             </w:r>
             <w:r>
               <w:rPr>
@@ -2835,7 +2793,7 @@
                 <w:highlight w:val="white"/>
                 <w:rtl w:val="0"/>
               </w:rPr>
-              <w:t xml:space="preserve">monthly_interest_net</w:t>
+              <w:t xml:space="preserve">formula_mm1syc42 </w:t>
             </w:r>
             <w:r>
               <w:rPr>
@@ -2914,7 +2872,7 @@
     <w:sdt>
       <w:sdtPr>
         <w:lock w:val="contentLocked"/>
-        <w:id w:val="1405608390"/>
+        <w:id w:val="853301615"/>
         <w:tag w:val="goog_rdk_0"/>
       </w:sdtPr>
       <w:sdtContent>
@@ -3013,7 +2971,7 @@
                     <w:szCs w:val="18"/>
                     <w:rtl w:val="0"/>
                   </w:rPr>
-                  <w:t xml:space="preserve">利率を12回に分割した金額(1か月分の利息)のみをお支払いいたします。</w:t>
+                  <w:t xml:space="preserve">利率を{{ numeric_mm1s3gtk }}回に分割した金額(1か月分の利息)のみをお支払いいたします。</w:t>
                 </w:r>
               </w:p>
               <w:p>
@@ -3030,7 +2988,7 @@
                     <w:szCs w:val="18"/>
                     <w:rtl w:val="0"/>
                   </w:rPr>
-                  <w:t xml:space="preserve">端数が生じる関係で、最後の月のみ929,662円の利金となります。</w:t>
+                  <w:t xml:space="preserve">端数が生じる関係で、最後の月のみ{{ formula_mm1syc42 }}円の利金となります。</w:t>
                 </w:r>
               </w:p>
               <w:p>
@@ -3047,7 +3005,7 @@
                     <w:szCs w:val="18"/>
                     <w:rtl w:val="0"/>
                   </w:rPr>
-                  <w:t xml:space="preserve">なお、元金のご返済は償還期日である2027年4月23日に一括して行います。</w:t>
+                  <w:t xml:space="preserve">なお、元金のご返済は償還期日である{{ date_mkzvbwp7 }}に一括して行います。</w:t>
                 </w:r>
               </w:p>
             </w:tc>
@@ -3072,7 +3030,7 @@
     <w:sdt>
       <w:sdtPr>
         <w:lock w:val="contentLocked"/>
-        <w:id w:val="-1634613353"/>
+        <w:id w:val="-2055447689"/>
         <w:tag w:val="goog_rdk_1"/>
       </w:sdtPr>
       <w:sdtContent>
